--- a/RDA/Labs/lab6/Управление требованиями.docx
+++ b/RDA/Labs/lab6/Управление требованиями.docx
@@ -241,6 +241,14 @@
                 <w:szCs w:val="28"/>
               </w:rPr>
               <w:t>Проверить корректность отображения задач</w:t>
+            </w:r>
+            <w:r>
+              <w:rPr>
+                <w:rFonts w:ascii="Times New Roman" w:hAnsi="Times New Roman" w:cs="Times New Roman"/>
+                <w:sz w:val="28"/>
+                <w:szCs w:val="28"/>
+              </w:rPr>
+              <w:t xml:space="preserve"> </w:t>
             </w:r>
             <w:r>
               <w:rPr>
@@ -2595,13 +2603,6 @@
           <w:szCs w:val="28"/>
         </w:rPr>
         <w:br/>
-      </w:r>
-      <w:r>
-        <w:rPr>
-          <w:rFonts w:ascii="Times New Roman" w:hAnsi="Times New Roman" w:cs="Times New Roman"/>
-          <w:sz w:val="28"/>
-          <w:szCs w:val="28"/>
-        </w:rPr>
         <w:t xml:space="preserve">Задачи должны отображаться с предоставлением всей необходимой информации о них, а также с </w:t>
       </w:r>
       <w:r>
